--- a/Documentacion - Taller_ProgIII_2.docx
+++ b/Documentacion - Taller_ProgIII_2.docx
@@ -63,6 +63,7 @@
         </w:rPr>
         <w:t xml:space="preserve"> </w:t>
       </w:r>
+      <w:proofErr w:type="spellStart"/>
       <w:r>
         <w:rPr>
           <w:rFonts w:asciiTheme="majorHAnsi" w:eastAsia="Times New Roman" w:hAnsiTheme="majorHAnsi" w:cstheme="majorHAnsi"/>
@@ -89,10 +90,12 @@
         </w:rPr>
         <w:t>vice</w:t>
       </w:r>
-    </w:p>
-    <w:p>
-      <w:pPr>
-        <w:spacing w:before="100" w:beforeAutospacing="1" w:after="100" w:afterAutospacing="1" w:line="240" w:lineRule="auto"/>
+      <w:proofErr w:type="spellEnd"/>
+    </w:p>
+    <w:p>
+      <w:pPr>
+        <w:spacing w:before="100" w:beforeAutospacing="1" w:after="100" w:afterAutospacing="1" w:line="240" w:lineRule="auto"/>
+        <w:jc w:val="both"/>
         <w:rPr>
           <w:rFonts w:asciiTheme="majorHAnsi" w:eastAsia="Times New Roman" w:hAnsiTheme="majorHAnsi" w:cstheme="majorHAnsi"/>
           <w:sz w:val="24"/>
@@ -117,13 +120,15 @@
           <w:numId w:val="1"/>
         </w:numPr>
         <w:spacing w:before="100" w:beforeAutospacing="1" w:after="100" w:afterAutospacing="1" w:line="240" w:lineRule="auto"/>
-        <w:rPr>
-          <w:rFonts w:asciiTheme="majorHAnsi" w:eastAsia="Times New Roman" w:hAnsiTheme="majorHAnsi" w:cstheme="majorHAnsi"/>
-          <w:sz w:val="24"/>
-          <w:szCs w:val="24"/>
-          <w:lang w:eastAsia="es-EC"/>
-        </w:rPr>
-      </w:pPr>
+        <w:jc w:val="both"/>
+        <w:rPr>
+          <w:rFonts w:asciiTheme="majorHAnsi" w:eastAsia="Times New Roman" w:hAnsiTheme="majorHAnsi" w:cstheme="majorHAnsi"/>
+          <w:sz w:val="24"/>
+          <w:szCs w:val="24"/>
+          <w:lang w:eastAsia="es-EC"/>
+        </w:rPr>
+      </w:pPr>
+      <w:proofErr w:type="spellStart"/>
       <w:r>
         <w:rPr>
           <w:rFonts w:asciiTheme="majorHAnsi" w:eastAsia="Times New Roman" w:hAnsiTheme="majorHAnsi" w:cstheme="majorHAnsi"/>
@@ -133,7 +138,43 @@
           <w:szCs w:val="24"/>
           <w:lang w:eastAsia="es-EC"/>
         </w:rPr>
-        <w:t>buscarPorId(int id)</w:t>
+        <w:t>buscarPorId</w:t>
+      </w:r>
+      <w:proofErr w:type="spellEnd"/>
+      <w:r>
+        <w:rPr>
+          <w:rFonts w:asciiTheme="majorHAnsi" w:eastAsia="Times New Roman" w:hAnsiTheme="majorHAnsi" w:cstheme="majorHAnsi"/>
+          <w:i/>
+          <w:iCs/>
+          <w:sz w:val="24"/>
+          <w:szCs w:val="24"/>
+          <w:lang w:eastAsia="es-EC"/>
+        </w:rPr>
+        <w:t>(</w:t>
+      </w:r>
+      <w:proofErr w:type="spellStart"/>
+      <w:r>
+        <w:rPr>
+          <w:rFonts w:asciiTheme="majorHAnsi" w:eastAsia="Times New Roman" w:hAnsiTheme="majorHAnsi" w:cstheme="majorHAnsi"/>
+          <w:i/>
+          <w:iCs/>
+          <w:sz w:val="24"/>
+          <w:szCs w:val="24"/>
+          <w:lang w:eastAsia="es-EC"/>
+        </w:rPr>
+        <w:t>int</w:t>
+      </w:r>
+      <w:proofErr w:type="spellEnd"/>
+      <w:r>
+        <w:rPr>
+          <w:rFonts w:asciiTheme="majorHAnsi" w:eastAsia="Times New Roman" w:hAnsiTheme="majorHAnsi" w:cstheme="majorHAnsi"/>
+          <w:i/>
+          <w:iCs/>
+          <w:sz w:val="24"/>
+          <w:szCs w:val="24"/>
+          <w:lang w:eastAsia="es-EC"/>
+        </w:rPr>
+        <w:t xml:space="preserve"> id)</w:t>
       </w:r>
       <w:r>
         <w:rPr>
@@ -152,13 +193,15 @@
           <w:numId w:val="1"/>
         </w:numPr>
         <w:spacing w:before="100" w:beforeAutospacing="1" w:after="100" w:afterAutospacing="1" w:line="240" w:lineRule="auto"/>
-        <w:rPr>
-          <w:rFonts w:asciiTheme="majorHAnsi" w:eastAsia="Times New Roman" w:hAnsiTheme="majorHAnsi" w:cstheme="majorHAnsi"/>
-          <w:sz w:val="24"/>
-          <w:szCs w:val="24"/>
-          <w:lang w:eastAsia="es-EC"/>
-        </w:rPr>
-      </w:pPr>
+        <w:jc w:val="both"/>
+        <w:rPr>
+          <w:rFonts w:asciiTheme="majorHAnsi" w:eastAsia="Times New Roman" w:hAnsiTheme="majorHAnsi" w:cstheme="majorHAnsi"/>
+          <w:sz w:val="24"/>
+          <w:szCs w:val="24"/>
+          <w:lang w:eastAsia="es-EC"/>
+        </w:rPr>
+      </w:pPr>
+      <w:proofErr w:type="spellStart"/>
       <w:r>
         <w:rPr>
           <w:rFonts w:asciiTheme="majorHAnsi" w:eastAsia="Times New Roman" w:hAnsiTheme="majorHAnsi" w:cstheme="majorHAnsi"/>
@@ -168,17 +211,9 @@
           <w:szCs w:val="24"/>
           <w:lang w:eastAsia="es-EC"/>
         </w:rPr>
-        <w:t>buscarPorNombre(String nombre)</w:t>
-      </w:r>
-      <w:r>
-        <w:rPr>
-          <w:rFonts w:asciiTheme="majorHAnsi" w:eastAsia="Times New Roman" w:hAnsiTheme="majorHAnsi" w:cstheme="majorHAnsi"/>
-          <w:sz w:val="24"/>
-          <w:szCs w:val="24"/>
-          <w:lang w:eastAsia="es-EC"/>
-        </w:rPr>
-        <w:t xml:space="preserve">: Implementa la búsqueda por cadenas especializada. Utiliza </w:t>
-      </w:r>
+        <w:t>buscarPorNombre</w:t>
+      </w:r>
+      <w:proofErr w:type="spellEnd"/>
       <w:r>
         <w:rPr>
           <w:rFonts w:asciiTheme="majorHAnsi" w:eastAsia="Times New Roman" w:hAnsiTheme="majorHAnsi" w:cstheme="majorHAnsi"/>
@@ -188,7 +223,40 @@
           <w:szCs w:val="24"/>
           <w:lang w:eastAsia="es-EC"/>
         </w:rPr>
-        <w:t>equalsIgnoreCase()</w:t>
+        <w:t>(String nombre)</w:t>
+      </w:r>
+      <w:r>
+        <w:rPr>
+          <w:rFonts w:asciiTheme="majorHAnsi" w:eastAsia="Times New Roman" w:hAnsiTheme="majorHAnsi" w:cstheme="majorHAnsi"/>
+          <w:sz w:val="24"/>
+          <w:szCs w:val="24"/>
+          <w:lang w:eastAsia="es-EC"/>
+        </w:rPr>
+        <w:t xml:space="preserve">: Implementa la búsqueda por cadenas especializada. Utiliza </w:t>
+      </w:r>
+      <w:proofErr w:type="spellStart"/>
+      <w:r>
+        <w:rPr>
+          <w:rFonts w:asciiTheme="majorHAnsi" w:eastAsia="Times New Roman" w:hAnsiTheme="majorHAnsi" w:cstheme="majorHAnsi"/>
+          <w:i/>
+          <w:iCs/>
+          <w:sz w:val="24"/>
+          <w:szCs w:val="24"/>
+          <w:lang w:eastAsia="es-EC"/>
+        </w:rPr>
+        <w:t>equalsIgnoreCase</w:t>
+      </w:r>
+      <w:proofErr w:type="spellEnd"/>
+      <w:r>
+        <w:rPr>
+          <w:rFonts w:asciiTheme="majorHAnsi" w:eastAsia="Times New Roman" w:hAnsiTheme="majorHAnsi" w:cstheme="majorHAnsi"/>
+          <w:i/>
+          <w:iCs/>
+          <w:sz w:val="24"/>
+          <w:szCs w:val="24"/>
+          <w:lang w:eastAsia="es-EC"/>
+        </w:rPr>
+        <w:t>()</w:t>
       </w:r>
       <w:r>
         <w:rPr>
@@ -242,6 +310,7 @@
       <w:r>
         <w:rPr>
           <w:rFonts w:asciiTheme="majorHAnsi" w:eastAsia="Times New Roman" w:hAnsiTheme="majorHAnsi" w:cstheme="majorHAnsi"/>
+          <w:noProof/>
           <w:sz w:val="24"/>
           <w:szCs w:val="24"/>
           <w:lang w:eastAsia="es-EC"/>
@@ -339,21 +408,73 @@
           <w:numId w:val="2"/>
         </w:numPr>
         <w:spacing w:before="100" w:beforeAutospacing="1" w:after="100" w:afterAutospacing="1" w:line="240" w:lineRule="auto"/>
-        <w:rPr>
-          <w:rFonts w:asciiTheme="majorHAnsi" w:eastAsia="Times New Roman" w:hAnsiTheme="majorHAnsi" w:cstheme="majorHAnsi"/>
-          <w:sz w:val="24"/>
-          <w:szCs w:val="24"/>
-          <w:lang w:eastAsia="es-EC"/>
-        </w:rPr>
-      </w:pPr>
-      <w:r>
-        <w:rPr>
-          <w:rFonts w:asciiTheme="majorHAnsi" w:eastAsia="Times New Roman" w:hAnsiTheme="majorHAnsi" w:cstheme="majorHAnsi"/>
-          <w:sz w:val="24"/>
-          <w:szCs w:val="24"/>
-          <w:lang w:eastAsia="es-EC"/>
-        </w:rPr>
-        <w:t>registrarVenta(int mes, int cantidad):</w:t>
+        <w:jc w:val="both"/>
+        <w:rPr>
+          <w:rFonts w:asciiTheme="majorHAnsi" w:eastAsia="Times New Roman" w:hAnsiTheme="majorHAnsi" w:cstheme="majorHAnsi"/>
+          <w:sz w:val="24"/>
+          <w:szCs w:val="24"/>
+          <w:lang w:eastAsia="es-EC"/>
+        </w:rPr>
+      </w:pPr>
+      <w:proofErr w:type="spellStart"/>
+      <w:r>
+        <w:rPr>
+          <w:rFonts w:asciiTheme="majorHAnsi" w:eastAsia="Times New Roman" w:hAnsiTheme="majorHAnsi" w:cstheme="majorHAnsi"/>
+          <w:sz w:val="24"/>
+          <w:szCs w:val="24"/>
+          <w:lang w:eastAsia="es-EC"/>
+        </w:rPr>
+        <w:t>registrarVenta</w:t>
+      </w:r>
+      <w:proofErr w:type="spellEnd"/>
+      <w:r>
+        <w:rPr>
+          <w:rFonts w:asciiTheme="majorHAnsi" w:eastAsia="Times New Roman" w:hAnsiTheme="majorHAnsi" w:cstheme="majorHAnsi"/>
+          <w:sz w:val="24"/>
+          <w:szCs w:val="24"/>
+          <w:lang w:eastAsia="es-EC"/>
+        </w:rPr>
+        <w:t>(</w:t>
+      </w:r>
+      <w:proofErr w:type="spellStart"/>
+      <w:r>
+        <w:rPr>
+          <w:rFonts w:asciiTheme="majorHAnsi" w:eastAsia="Times New Roman" w:hAnsiTheme="majorHAnsi" w:cstheme="majorHAnsi"/>
+          <w:sz w:val="24"/>
+          <w:szCs w:val="24"/>
+          <w:lang w:eastAsia="es-EC"/>
+        </w:rPr>
+        <w:t>int</w:t>
+      </w:r>
+      <w:proofErr w:type="spellEnd"/>
+      <w:r>
+        <w:rPr>
+          <w:rFonts w:asciiTheme="majorHAnsi" w:eastAsia="Times New Roman" w:hAnsiTheme="majorHAnsi" w:cstheme="majorHAnsi"/>
+          <w:sz w:val="24"/>
+          <w:szCs w:val="24"/>
+          <w:lang w:eastAsia="es-EC"/>
+        </w:rPr>
+        <w:t xml:space="preserve"> mes, </w:t>
+      </w:r>
+      <w:proofErr w:type="spellStart"/>
+      <w:r>
+        <w:rPr>
+          <w:rFonts w:asciiTheme="majorHAnsi" w:eastAsia="Times New Roman" w:hAnsiTheme="majorHAnsi" w:cstheme="majorHAnsi"/>
+          <w:sz w:val="24"/>
+          <w:szCs w:val="24"/>
+          <w:lang w:eastAsia="es-EC"/>
+        </w:rPr>
+        <w:t>int</w:t>
+      </w:r>
+      <w:proofErr w:type="spellEnd"/>
+      <w:r>
+        <w:rPr>
+          <w:rFonts w:asciiTheme="majorHAnsi" w:eastAsia="Times New Roman" w:hAnsiTheme="majorHAnsi" w:cstheme="majorHAnsi"/>
+          <w:sz w:val="24"/>
+          <w:szCs w:val="24"/>
+          <w:lang w:eastAsia="es-EC"/>
+        </w:rPr>
+        <w:t xml:space="preserve"> cantidad):</w:t>
       </w:r>
     </w:p>
     <w:p>
@@ -363,6 +484,7 @@
           <w:numId w:val="2"/>
         </w:numPr>
         <w:spacing w:before="100" w:beforeAutospacing="1" w:after="100" w:afterAutospacing="1" w:line="240" w:lineRule="auto"/>
+        <w:jc w:val="both"/>
         <w:rPr>
           <w:rFonts w:asciiTheme="majorHAnsi" w:eastAsia="Times New Roman" w:hAnsiTheme="majorHAnsi" w:cstheme="majorHAnsi"/>
           <w:sz w:val="24"/>
@@ -398,6 +520,7 @@
           <w:numId w:val="2"/>
         </w:numPr>
         <w:spacing w:before="100" w:beforeAutospacing="1" w:after="100" w:afterAutospacing="1" w:line="240" w:lineRule="auto"/>
+        <w:jc w:val="both"/>
         <w:rPr>
           <w:rFonts w:asciiTheme="majorHAnsi" w:eastAsia="Times New Roman" w:hAnsiTheme="majorHAnsi" w:cstheme="majorHAnsi"/>
           <w:sz w:val="24"/>
@@ -478,6 +601,7 @@
           <w:numId w:val="2"/>
         </w:numPr>
         <w:spacing w:before="100" w:beforeAutospacing="1" w:after="100" w:afterAutospacing="1" w:line="240" w:lineRule="auto"/>
+        <w:jc w:val="both"/>
         <w:rPr>
           <w:rFonts w:asciiTheme="majorHAnsi" w:eastAsia="Times New Roman" w:hAnsiTheme="majorHAnsi" w:cstheme="majorHAnsi"/>
           <w:sz w:val="24"/>
@@ -533,6 +657,7 @@
           <w:rFonts w:asciiTheme="majorHAnsi" w:eastAsia="Times New Roman" w:hAnsiTheme="majorHAnsi" w:cstheme="majorHAnsi"/>
           <w:b/>
           <w:bCs/>
+          <w:noProof/>
           <w:sz w:val="24"/>
           <w:szCs w:val="24"/>
           <w:lang w:eastAsia="es-EC"/>
@@ -654,6 +779,7 @@
         </w:rPr>
         <w:t xml:space="preserve"> </w:t>
       </w:r>
+      <w:proofErr w:type="spellStart"/>
       <w:r>
         <w:rPr>
           <w:rFonts w:asciiTheme="majorHAnsi" w:eastAsia="Times New Roman" w:hAnsiTheme="majorHAnsi" w:cstheme="majorHAnsi"/>
@@ -667,6 +793,7 @@
         </w:rPr>
         <w:t>TiendaControlador</w:t>
       </w:r>
+      <w:proofErr w:type="spellEnd"/>
     </w:p>
     <w:p>
       <w:pPr>
@@ -675,6 +802,7 @@
           <w:numId w:val="3"/>
         </w:numPr>
         <w:spacing w:before="100" w:beforeAutospacing="1" w:after="100" w:afterAutospacing="1" w:line="240" w:lineRule="auto"/>
+        <w:jc w:val="both"/>
         <w:rPr>
           <w:rFonts w:asciiTheme="majorHAnsi" w:eastAsia="Times New Roman" w:hAnsiTheme="majorHAnsi" w:cstheme="majorHAnsi"/>
           <w:sz w:val="24"/>
@@ -702,6 +830,7 @@
         </w:rPr>
         <w:t xml:space="preserve">: Utiliza un </w:t>
       </w:r>
+      <w:proofErr w:type="spellStart"/>
       <w:r>
         <w:rPr>
           <w:rFonts w:asciiTheme="majorHAnsi" w:eastAsia="Times New Roman" w:hAnsiTheme="majorHAnsi" w:cstheme="majorHAnsi"/>
@@ -711,6 +840,7 @@
         </w:rPr>
         <w:t>ArrayList</w:t>
       </w:r>
+      <w:proofErr w:type="spellEnd"/>
       <w:r>
         <w:rPr>
           <w:rFonts w:asciiTheme="majorHAnsi" w:eastAsia="Times New Roman" w:hAnsiTheme="majorHAnsi" w:cstheme="majorHAnsi"/>
@@ -737,24 +867,39 @@
           <w:numId w:val="3"/>
         </w:numPr>
         <w:spacing w:before="100" w:beforeAutospacing="1" w:after="100" w:afterAutospacing="1" w:line="240" w:lineRule="auto"/>
-        <w:rPr>
-          <w:rFonts w:asciiTheme="majorHAnsi" w:eastAsia="Times New Roman" w:hAnsiTheme="majorHAnsi" w:cstheme="majorHAnsi"/>
-          <w:sz w:val="24"/>
-          <w:szCs w:val="24"/>
-          <w:lang w:eastAsia="es-EC"/>
-        </w:rPr>
-      </w:pPr>
-      <w:r>
-        <w:rPr>
-          <w:rFonts w:asciiTheme="majorHAnsi" w:eastAsia="Times New Roman" w:hAnsiTheme="majorHAnsi" w:cstheme="majorHAnsi"/>
-          <w:b/>
-          <w:bCs/>
-          <w:sz w:val="24"/>
-          <w:szCs w:val="24"/>
-          <w:lang w:eastAsia="es-EC"/>
-        </w:rPr>
-        <w:t xml:space="preserve">Implementacion de Interfaz </w:t>
-      </w:r>
+        <w:jc w:val="both"/>
+        <w:rPr>
+          <w:rFonts w:asciiTheme="majorHAnsi" w:eastAsia="Times New Roman" w:hAnsiTheme="majorHAnsi" w:cstheme="majorHAnsi"/>
+          <w:sz w:val="24"/>
+          <w:szCs w:val="24"/>
+          <w:lang w:eastAsia="es-EC"/>
+        </w:rPr>
+      </w:pPr>
+      <w:proofErr w:type="spellStart"/>
+      <w:r>
+        <w:rPr>
+          <w:rFonts w:asciiTheme="majorHAnsi" w:eastAsia="Times New Roman" w:hAnsiTheme="majorHAnsi" w:cstheme="majorHAnsi"/>
+          <w:b/>
+          <w:bCs/>
+          <w:sz w:val="24"/>
+          <w:szCs w:val="24"/>
+          <w:lang w:eastAsia="es-EC"/>
+        </w:rPr>
+        <w:t>Implementacion</w:t>
+      </w:r>
+      <w:proofErr w:type="spellEnd"/>
+      <w:r>
+        <w:rPr>
+          <w:rFonts w:asciiTheme="majorHAnsi" w:eastAsia="Times New Roman" w:hAnsiTheme="majorHAnsi" w:cstheme="majorHAnsi"/>
+          <w:b/>
+          <w:bCs/>
+          <w:sz w:val="24"/>
+          <w:szCs w:val="24"/>
+          <w:lang w:eastAsia="es-EC"/>
+        </w:rPr>
+        <w:t xml:space="preserve"> de Interfaz </w:t>
+      </w:r>
+      <w:proofErr w:type="spellStart"/>
       <w:r>
         <w:rPr>
           <w:rFonts w:asciiTheme="majorHAnsi" w:eastAsia="Times New Roman" w:hAnsiTheme="majorHAnsi" w:cstheme="majorHAnsi"/>
@@ -766,6 +911,7 @@
         </w:rPr>
         <w:t>ServicioDeBusqueda</w:t>
       </w:r>
+      <w:proofErr w:type="spellEnd"/>
       <w:r>
         <w:rPr>
           <w:rFonts w:asciiTheme="majorHAnsi" w:eastAsia="Times New Roman" w:hAnsiTheme="majorHAnsi" w:cstheme="majorHAnsi"/>
@@ -775,6 +921,7 @@
         </w:rPr>
         <w:t xml:space="preserve"> para mediante dos métodos tipo </w:t>
       </w:r>
+      <w:proofErr w:type="spellStart"/>
       <w:r>
         <w:rPr>
           <w:rFonts w:asciiTheme="majorHAnsi" w:eastAsia="Times New Roman" w:hAnsiTheme="majorHAnsi" w:cstheme="majorHAnsi"/>
@@ -786,6 +933,7 @@
         </w:rPr>
         <w:t>int</w:t>
       </w:r>
+      <w:proofErr w:type="spellEnd"/>
       <w:r>
         <w:rPr>
           <w:rFonts w:asciiTheme="majorHAnsi" w:eastAsia="Times New Roman" w:hAnsiTheme="majorHAnsi" w:cstheme="majorHAnsi"/>
@@ -864,6 +1012,7 @@
         </w:rPr>
         <w:t xml:space="preserve"> + excepción de </w:t>
       </w:r>
+      <w:proofErr w:type="spellStart"/>
       <w:r>
         <w:rPr>
           <w:rFonts w:asciiTheme="majorHAnsi" w:eastAsia="Times New Roman" w:hAnsiTheme="majorHAnsi" w:cstheme="majorHAnsi"/>
@@ -875,6 +1024,7 @@
         </w:rPr>
         <w:t>equalsIgnoreCase</w:t>
       </w:r>
+      <w:proofErr w:type="spellEnd"/>
       <w:r>
         <w:rPr>
           <w:rFonts w:asciiTheme="majorHAnsi" w:eastAsia="Times New Roman" w:hAnsiTheme="majorHAnsi" w:cstheme="majorHAnsi"/>
@@ -899,6 +1049,7 @@
       <w:r>
         <w:rPr>
           <w:rFonts w:asciiTheme="majorHAnsi" w:eastAsia="Times New Roman" w:hAnsiTheme="majorHAnsi" w:cstheme="majorHAnsi"/>
+          <w:noProof/>
           <w:sz w:val="24"/>
           <w:szCs w:val="24"/>
           <w:lang w:eastAsia="es-EC"/>
@@ -1124,6 +1275,7 @@
       <w:r>
         <w:rPr>
           <w:rFonts w:asciiTheme="majorHAnsi" w:eastAsia="Times New Roman" w:hAnsiTheme="majorHAnsi" w:cstheme="majorHAnsi"/>
+          <w:noProof/>
           <w:sz w:val="24"/>
           <w:szCs w:val="24"/>
           <w:lang w:eastAsia="es-EC"/>
@@ -1359,6 +1511,7 @@
           <w:rFonts w:asciiTheme="majorHAnsi" w:eastAsia="Times New Roman" w:hAnsiTheme="majorHAnsi" w:cstheme="majorHAnsi"/>
           <w:b/>
           <w:bCs/>
+          <w:noProof/>
           <w:sz w:val="24"/>
           <w:szCs w:val="24"/>
           <w:lang w:eastAsia="es-EC"/>
@@ -1593,6 +1746,7 @@
       <w:r>
         <w:rPr>
           <w:rFonts w:asciiTheme="majorHAnsi" w:eastAsia="Times New Roman" w:hAnsiTheme="majorHAnsi" w:cstheme="majorHAnsi"/>
+          <w:noProof/>
           <w:sz w:val="24"/>
           <w:szCs w:val="24"/>
           <w:lang w:eastAsia="es-EC"/>
@@ -1641,21 +1795,113 @@
         <w:jc w:val="center"/>
         <w:rPr>
           <w:rFonts w:asciiTheme="majorHAnsi" w:eastAsia="Times New Roman" w:hAnsiTheme="majorHAnsi" w:cstheme="majorHAnsi"/>
-          <w:sz w:val="24"/>
-          <w:szCs w:val="24"/>
-          <w:lang w:eastAsia="es-EC"/>
-        </w:rPr>
-      </w:pPr>
-      <w:r>
-        <w:rPr>
-          <w:rFonts w:asciiTheme="majorHAnsi" w:eastAsia="Times New Roman" w:hAnsiTheme="majorHAnsi" w:cstheme="majorHAnsi"/>
           <w:i/>
           <w:iCs/>
           <w:sz w:val="24"/>
           <w:szCs w:val="24"/>
           <w:lang w:eastAsia="es-EC"/>
         </w:rPr>
+      </w:pPr>
+      <w:r>
+        <w:rPr>
+          <w:rFonts w:asciiTheme="majorHAnsi" w:eastAsia="Times New Roman" w:hAnsiTheme="majorHAnsi" w:cstheme="majorHAnsi"/>
+          <w:i/>
+          <w:iCs/>
+          <w:sz w:val="24"/>
+          <w:szCs w:val="24"/>
+          <w:lang w:eastAsia="es-EC"/>
+        </w:rPr>
         <w:t>Búsqueda exitosa escribiendo "teclado" en minúsculas y visualización de sus ventas trimestrales.</w:t>
+      </w:r>
+    </w:p>
+    <w:p>
+      <w:pPr>
+        <w:spacing w:before="100" w:beforeAutospacing="1" w:after="100" w:afterAutospacing="1" w:line="240" w:lineRule="auto"/>
+        <w:rPr>
+          <w:rFonts w:asciiTheme="majorHAnsi" w:eastAsia="Times New Roman" w:hAnsiTheme="majorHAnsi" w:cstheme="majorHAnsi"/>
+          <w:b/>
+          <w:bCs/>
+          <w:sz w:val="27"/>
+          <w:szCs w:val="27"/>
+          <w:lang w:eastAsia="es-EC"/>
+        </w:rPr>
+      </w:pPr>
+      <w:r>
+        <w:rPr>
+          <w:rFonts w:asciiTheme="majorHAnsi" w:eastAsia="Times New Roman" w:hAnsiTheme="majorHAnsi" w:cstheme="majorHAnsi"/>
+          <w:b/>
+          <w:bCs/>
+          <w:sz w:val="27"/>
+          <w:szCs w:val="27"/>
+          <w:lang w:eastAsia="es-EC"/>
+        </w:rPr>
+        <w:lastRenderedPageBreak/>
+        <w:t>Conclusiones</w:t>
+      </w:r>
+    </w:p>
+    <w:p>
+      <w:pPr>
+        <w:spacing w:before="100" w:beforeAutospacing="1" w:after="100" w:afterAutospacing="1" w:line="240" w:lineRule="auto"/>
+        <w:jc w:val="both"/>
+        <w:rPr>
+          <w:rFonts w:asciiTheme="majorHAnsi" w:eastAsia="Times New Roman" w:hAnsiTheme="majorHAnsi" w:cstheme="majorHAnsi"/>
+          <w:sz w:val="24"/>
+          <w:szCs w:val="24"/>
+          <w:lang w:eastAsia="es-EC"/>
+        </w:rPr>
+      </w:pPr>
+      <w:r>
+        <w:rPr>
+          <w:rFonts w:asciiTheme="majorHAnsi" w:eastAsia="Times New Roman" w:hAnsiTheme="majorHAnsi" w:cstheme="majorHAnsi"/>
+          <w:sz w:val="24"/>
+          <w:szCs w:val="24"/>
+          <w:lang w:eastAsia="es-EC"/>
+        </w:rPr>
+        <w:t xml:space="preserve">El desarrollo de este sistema demuestra una correcta aplicación de principios de diseño de software y programación defensiva. Por un lado, la implementación de la interfaz </w:t>
+      </w:r>
+      <w:proofErr w:type="spellStart"/>
+      <w:r>
+        <w:rPr>
+          <w:rFonts w:asciiTheme="majorHAnsi" w:eastAsia="Times New Roman" w:hAnsiTheme="majorHAnsi" w:cstheme="majorHAnsi"/>
+          <w:i/>
+          <w:iCs/>
+          <w:sz w:val="24"/>
+          <w:szCs w:val="24"/>
+          <w:lang w:eastAsia="es-EC"/>
+        </w:rPr>
+        <w:t>ServicioDeBusqueda</w:t>
+      </w:r>
+      <w:proofErr w:type="spellEnd"/>
+      <w:r>
+        <w:rPr>
+          <w:rFonts w:asciiTheme="majorHAnsi" w:eastAsia="Times New Roman" w:hAnsiTheme="majorHAnsi" w:cstheme="majorHAnsi"/>
+          <w:sz w:val="24"/>
+          <w:szCs w:val="24"/>
+          <w:lang w:eastAsia="es-EC"/>
+        </w:rPr>
+        <w:t xml:space="preserve"> establece una arquitectura modular al separar la lógica de recuperación de datos de su implementación directa. Por otro lado, el sistema garantiza la integridad de la información mediante validaciones estrictas que bloquean operaciones con datos ilógicos, como cantidades negativas o meses fuera de rango. Finalmente, la combinación de estructuras dinámicas como </w:t>
+      </w:r>
+      <w:proofErr w:type="spellStart"/>
+      <w:r>
+        <w:rPr>
+          <w:rFonts w:asciiTheme="majorHAnsi" w:eastAsia="Times New Roman" w:hAnsiTheme="majorHAnsi" w:cstheme="majorHAnsi"/>
+          <w:i/>
+          <w:iCs/>
+          <w:sz w:val="24"/>
+          <w:szCs w:val="24"/>
+          <w:lang w:eastAsia="es-EC"/>
+        </w:rPr>
+        <w:t>ArrayList</w:t>
+      </w:r>
+      <w:proofErr w:type="spellEnd"/>
+      <w:r>
+        <w:rPr>
+          <w:rFonts w:asciiTheme="majorHAnsi" w:eastAsia="Times New Roman" w:hAnsiTheme="majorHAnsi" w:cstheme="majorHAnsi"/>
+          <w:sz w:val="24"/>
+          <w:szCs w:val="24"/>
+          <w:lang w:eastAsia="es-EC"/>
+        </w:rPr>
+        <w:t xml:space="preserve"> para gestionar el inventario y métodos de búsqueda flexibles que ignoran la capitalización de texto, da como resultado una aplicación robusta, escalable y amigable para el usuario final.</w:t>
       </w:r>
     </w:p>
     <w:sectPr>
